--- a/materialien/Akte3_Stadtfest/2_Arbeitsblaetter/DD_A3_AB2_Die_Statistik_luegt_nicht.docx
+++ b/materialien/Akte3_Stadtfest/2_Arbeitsblaetter/DD_A3_AB2_Die_Statistik_luegt_nicht.docx
@@ -3663,7 +3663,7 @@
               <w:t>unter 3 €</w:t>
             </w:r>
             <w:r>
-              <w:t>? Gib StandNr, Name und den Durchschnittspreis aus. Prüfe in der Konsole und notiere das Ergebnis.</w:t>
+              <w:t>? Gib StandNr, Name und den Durchschnittspreis aus. Teste in der Konsole und gib das Ergebnis an.</w:t>
             </w:r>
           </w:p>
           <w:p>
@@ -4001,7 +4001,7 @@
               <w:t>Beurteile</w:t>
             </w:r>
             <w:r>
-              <w:t xml:space="preserve"> die Abfrage und korrigiere sie. </w:t>
+              <w:t xml:space="preserve"> die Abfrage und verändere sie so, dass sie korrekt ist. </w:t>
             </w:r>
             <w:r>
               <w:rPr>
@@ -4761,7 +4761,7 @@
               <w:pStyle w:val="DDTabellentext"/>
             </w:pPr>
             <w:r>
-              <w:t>Zeige mit zwei Abfragen, dass die Umsätze je Stand und der Gesamtumsatz zusammenpassen. Erkläre dann, warum der Fehlbetrag in keiner der beiden Zahlen auftaucht – und mit welcher Abfrage man ihn sichtbar macht.</w:t>
+              <w:t>Zeige mit zwei Abfragen, dass die Umsätze je Stand und der Gesamtumsatz zusammenpassen. Erläutere dann, warum der Fehlbetrag in keiner der beiden Zahlen auftaucht – und mit welcher Abfrage man ihn sichtbar macht.</w:t>
             </w:r>
           </w:p>
           <w:p>
